--- a/7_semester/Системы технического зрения на производстве/ЛР2/ЛР2_Отчет_Буренков_СТЗ.docx
+++ b/7_semester/Системы технического зрения на производстве/ЛР2/ЛР2_Отчет_Буренков_СТЗ.docx
@@ -73,11 +73,11 @@
         <w:tblLook w:val="0000" w:firstRow="0" w:lastRow="0" w:firstColumn="0" w:lastColumn="0" w:noHBand="0" w:noVBand="0"/>
       </w:tblPr>
       <w:tblGrid>
-        <w:gridCol w:w="3248"/>
+        <w:gridCol w:w="3245"/>
         <w:gridCol w:w="283"/>
-        <w:gridCol w:w="2818"/>
+        <w:gridCol w:w="2820"/>
         <w:gridCol w:w="277"/>
-        <w:gridCol w:w="3013"/>
+        <w:gridCol w:w="3014"/>
       </w:tblGrid>
       <w:tr>
         <w:tc>
@@ -103,8 +103,10 @@
                 <w:color w:val="000000"/>
                 <w:sz w:val="28"/>
               </w:rPr>
-              <w:t>преподаватель</w:t>
-            </w:r>
+              <w:t>ассистент</w:t>
+            </w:r>
+            <w:bookmarkStart w:id="0" w:name="_GoBack"/>
+            <w:bookmarkEnd w:id="0"/>
           </w:p>
         </w:tc>
         <w:tc>
@@ -1070,14 +1072,7 @@
           <w:color w:val="000000"/>
           <w:sz w:val="28"/>
         </w:rPr>
-        <w:t>4 Запись видеопотока на диск (Log</w:t>
-      </w:r>
-      <w:r>
-        <w:rPr>
-          <w:color w:val="000000"/>
-          <w:sz w:val="28"/>
-        </w:rPr>
-        <w:t>ging)</w:t>
+        <w:t>4 Запись видеопотока на диск (Logging)</w:t>
       </w:r>
       <w:r>
         <w:tab/>
@@ -1247,14 +1242,7 @@
           <w:color w:val="000000"/>
           <w:sz w:val="28"/>
         </w:rPr>
-        <w:t xml:space="preserve">Целью работы является подключение источника видео </w:t>
-      </w:r>
-      <w:r>
-        <w:rPr>
-          <w:color w:val="000000"/>
-          <w:sz w:val="28"/>
-        </w:rPr>
-        <w:t>к MATLAB, определение доступных форматов, захват и запись видеопотока, расчёт потока данных и обработка последовательности кадров разностным методом [1], [2].</w:t>
+        <w:t>Целью работы является подключение источника видео к MATLAB, определение доступных форматов, захват и запись видеопотока, расчёт потока данных и обработка последовательности кадров разностным методом [1], [2].</w:t>
       </w:r>
     </w:p>
     <w:p>
@@ -1268,21 +1256,7 @@
           <w:color w:val="000000"/>
           <w:sz w:val="28"/>
         </w:rPr>
-        <w:t>Выполнены оба варианта: Image Acquisition Explorer (взамен удалённого в R2024a приложения imaqtoo</w:t>
-      </w:r>
-      <w:r>
-        <w:rPr>
-          <w:color w:val="000000"/>
-          <w:sz w:val="28"/>
-        </w:rPr>
-        <w:t>l) и программный захват. Источник — Color Device адаптера mwdemoimaq, DeviceID = 1 [3]. В поле зрения — оператор в наушниках. Последовательность 180 кадров (6 с при 30 кадр/с, RGB_NTSC 640×480) записана на диск. Исследованы режимы RGB_NTSC, S-Video 160×120</w:t>
-      </w:r>
-      <w:r>
-        <w:rPr>
-          <w:color w:val="000000"/>
-          <w:sz w:val="28"/>
-        </w:rPr>
-        <w:t xml:space="preserve"> и CCIR 768×576. Разностный детектор построен по соседним кадрам видеопотока.</w:t>
+        <w:t>Выполнены оба варианта: Image Acquisition Explorer (взамен удалённого в R2024a приложения imaqtool) и программный захват. Источник — Color Device адаптера mwdemoimaq, DeviceID = 1 [3]. В поле зрения — оператор в наушниках. Последовательность 180 кадров (6 с при 30 кадр/с, RGB_NTSC 640×480) записана на диск. Исследованы режимы RGB_NTSC, S-Video 160×120 и CCIR 768×576. Разностный детектор построен по соседним кадрам видеопотока.</w:t>
       </w:r>
     </w:p>
     <w:p>
@@ -1365,14 +1339,7 @@
           <w:color w:val="000000"/>
           <w:sz w:val="28"/>
         </w:rPr>
-        <w:t>зарегистриро</w:t>
-      </w:r>
-      <w:r>
-        <w:rPr>
-          <w:color w:val="000000"/>
-          <w:sz w:val="28"/>
-        </w:rPr>
-        <w:t>ван</w:t>
+        <w:t>зарегистрирован</w:t>
       </w:r>
       <w:r>
         <w:rPr>
@@ -1741,15 +1708,7 @@
                 <w:sz w:val="20"/>
                 <w:lang w:val="en-US"/>
               </w:rPr>
-              <w:t>, Hue/Saturation,</w:t>
-            </w:r>
-            <w:r>
-              <w:rPr>
-                <w:color w:val="000000"/>
-                <w:sz w:val="20"/>
-                <w:lang w:val="en-US"/>
-              </w:rPr>
-              <w:t xml:space="preserve"> Logging</w:t>
+              <w:t>, Hue/Saturation, Logging</w:t>
             </w:r>
           </w:p>
         </w:tc>
@@ -2026,14 +1985,7 @@
           <w:color w:val="000000"/>
           <w:sz w:val="28"/>
         </w:rPr>
-        <w:t>Рабочий формат Color Device — RGB_NTSC, 640×480, 30 кадр/с. Для выбора про</w:t>
-      </w:r>
-      <w:r>
-        <w:rPr>
-          <w:color w:val="000000"/>
-          <w:sz w:val="28"/>
-        </w:rPr>
-        <w:t>мышленного канала по методичке считается несжатый поток D = W × H × B × FPS / 10^6 при тех же W, H, B и FPS [1]. Объект съёмки — оператор в наушниках на фоне помещения.</w:t>
+        <w:t>Рабочий формат Color Device — RGB_NTSC, 640×480, 30 кадр/с. Для выбора промышленного канала по методичке считается несжатый поток D = W × H × B × FPS / 10^6 при тех же W, H, B и FPS [1]. Объект съёмки — оператор в наушниках на фоне помещения.</w:t>
       </w:r>
     </w:p>
     <w:p>
@@ -2068,14 +2020,7 @@
           <w:color w:val="000000"/>
           <w:sz w:val="28"/>
         </w:rPr>
-        <w:t>Команда imaqtool в R2024a удалена. Использовано</w:t>
-      </w:r>
-      <w:r>
-        <w:rPr>
-          <w:color w:val="000000"/>
-          <w:sz w:val="28"/>
-        </w:rPr>
-        <w:t xml:space="preserve"> приложение Image Acquisition Explorer [4]. В Hardware Browser отображаются Color Device, Monochrome Device и Digital Device, DeviceID = 1…3, индикатор зелёный (рисунок 2).</w:t>
+        <w:t>Команда imaqtool в R2024a удалена. Использовано приложение Image Acquisition Explorer [4]. В Hardware Browser отображаются Color Device, Monochrome Device и Digital Device, DeviceID = 1…3, индикатор зелёный (рисунок 2).</w:t>
       </w:r>
     </w:p>
     <w:p>
@@ -2182,14 +2127,7 @@
           <w:color w:val="000000"/>
           <w:sz w:val="28"/>
         </w:rPr>
-        <w:t>Предварительный просмотр</w:t>
-      </w:r>
-      <w:r>
-        <w:rPr>
-          <w:color w:val="000000"/>
-          <w:sz w:val="28"/>
-        </w:rPr>
-        <w:t xml:space="preserve"> Color Device, формат RGB_NTSC. Окно показывает 640×480, 30 кадр/с и строку Waiting for START (рисунок 3). В кадре — оператор в наушниках. Это штатное состояние: изображение уже идёт, сбор кадров ещё не запущен [2].</w:t>
+        <w:t>Предварительный просмотр Color Device, формат RGB_NTSC. Окно показывает 640×480, 30 кадр/с и строку Waiting for START (рисунок 3). В кадре — оператор в наушниках. Это штатное состояние: изображение уже идёт, сбор кадров ещё не запущен [2].</w:t>
       </w:r>
     </w:p>
     <w:p>
@@ -2276,15 +2214,7 @@
           <w:sz w:val="28"/>
           <w:lang w:val="en-US"/>
         </w:rPr>
-        <w:t xml:space="preserve"> preview Color Device,</w:t>
-      </w:r>
-      <w:r>
-        <w:rPr>
-          <w:color w:val="000000"/>
-          <w:sz w:val="28"/>
-          <w:lang w:val="en-US"/>
-        </w:rPr>
-        <w:t xml:space="preserve"> </w:t>
+        <w:t xml:space="preserve"> preview Color Device, </w:t>
       </w:r>
       <w:r>
         <w:rPr>
@@ -2467,14 +2397,7 @@
           <w:color w:val="000000"/>
           <w:sz w:val="28"/>
         </w:rPr>
-        <w:t>Из свойств источника изменены два параметра: Hue и Saturation. Exposure и WhiteBalance у устройства не</w:t>
-      </w:r>
-      <w:r>
-        <w:rPr>
-          <w:color w:val="000000"/>
-          <w:sz w:val="28"/>
-        </w:rPr>
-        <w:t>доступны.</w:t>
+        <w:t>Из свойств источника изменены два параметра: Hue и Saturation. Exposure и WhiteBalance у устройства недоступны.</w:t>
       </w:r>
     </w:p>
     <w:p>
@@ -2581,14 +2504,7 @@
           <w:color w:val="000000"/>
           <w:sz w:val="28"/>
         </w:rPr>
-        <w:t>п</w:t>
-      </w:r>
-      <w:r>
-        <w:rPr>
-          <w:color w:val="000000"/>
-          <w:sz w:val="28"/>
-        </w:rPr>
-        <w:t>осле</w:t>
+        <w:t>после</w:t>
       </w:r>
       <w:r>
         <w:rPr>
@@ -2726,14 +2642,7 @@
           <w:color w:val="000000"/>
           <w:sz w:val="28"/>
         </w:rPr>
-        <w:t>Заданы LoggingMode = disk, FramesPerTrigger = 180. Запись 6,0 с при 30 кадр/с, файл capture\log_6s.avi, контейнер Motion JPEG AVI, объём</w:t>
-      </w:r>
-      <w:r>
-        <w:rPr>
-          <w:color w:val="000000"/>
-          <w:sz w:val="28"/>
-        </w:rPr>
-        <w:t xml:space="preserve"> 7,88 МБ (рисунок 6). FramesAcquired = DiskLoggerFrameCount = 180. Требование методички 5–10 с выполнено, потерь кадров нет.</w:t>
+        <w:t>Заданы LoggingMode = disk, FramesPerTrigger = 180. Запись 6,0 с при 30 кадр/с, файл capture\log_6s.avi, контейнер Motion JPEG AVI, объём 7,88 МБ (рисунок 6). FramesAcquired = DiskLoggerFrameCount = 180. Требование методички 5–10 с выполнено, потерь кадров нет.</w:t>
       </w:r>
     </w:p>
     <w:p>
@@ -3324,14 +3233,7 @@
           <w:color w:val="000000"/>
           <w:sz w:val="28"/>
         </w:rPr>
-        <w:t xml:space="preserve">Исследованы три режима. Частота кадров у источника равна 30 кадр/с. Поток </w:t>
-      </w:r>
-      <w:r>
-        <w:rPr>
-          <w:color w:val="000000"/>
-          <w:sz w:val="28"/>
-        </w:rPr>
-        <w:t>несжатых данных D = W × H × B × FPS / 10^6 МБ/с, где для RGB B = 3, для полутонового CCIR B = 1 [1]. Результаты — в таблице 3.</w:t>
+        <w:t>Исследованы три режима. Частота кадров у источника равна 30 кадр/с. Поток несжатых данных D = W × H × B × FPS / 10^6 МБ/с, где для RGB B = 3, для полутонового CCIR B = 1 [1]. Результаты — в таблице 3.</w:t>
       </w:r>
     </w:p>
     <w:p>
@@ -3642,14 +3544,7 @@
                 <w:color w:val="000000"/>
                 <w:sz w:val="20"/>
               </w:rPr>
-              <w:t xml:space="preserve">640 × </w:t>
-            </w:r>
-            <w:r>
-              <w:rPr>
-                <w:color w:val="000000"/>
-                <w:sz w:val="20"/>
-              </w:rPr>
-              <w:t>480</w:t>
+              <w:t>640 × 480</w:t>
             </w:r>
           </w:p>
         </w:tc>
@@ -4073,21 +3968,7 @@
           <w:color w:val="000000"/>
           <w:sz w:val="28"/>
         </w:rPr>
-        <w:t xml:space="preserve">Максимальный оценочный поток 27,648 МБ/с. С запасом 30 % требуется около 36 МБ/с. GigE Vision 1G (около 120 МБ/с, линия до 100 м) достаточен и </w:t>
-      </w:r>
-      <w:r>
-        <w:rPr>
-          <w:color w:val="000000"/>
-          <w:sz w:val="28"/>
-        </w:rPr>
-        <w:t>принят как минимально достаточный промышленный канал. USB3 Vision (около 400 МБ/с) избыточен по скорости и ограничен длиной ~5 м. Camera Link избыточен и требует плату захвата. Фактический канал стенда — память процесса MATLAB; GigE — оценка для промышленн</w:t>
-      </w:r>
-      <w:r>
-        <w:rPr>
-          <w:color w:val="000000"/>
-          <w:sz w:val="28"/>
-        </w:rPr>
-        <w:t>ой камеры с тем же расчётным потоком [1].</w:t>
+        <w:t>Максимальный оценочный поток 27,648 МБ/с. С запасом 30 % требуется около 36 МБ/с. GigE Vision 1G (около 120 МБ/с, линия до 100 м) достаточен и принят как минимально достаточный промышленный канал. USB3 Vision (около 400 МБ/с) избыточен по скорости и ограничен длиной ~5 м. Camera Link избыточен и требует плату захвата. Фактический канал стенда — память процесса MATLAB; GigE — оценка для промышленной камеры с тем же расчётным потоком [1].</w:t>
       </w:r>
     </w:p>
     <w:p>
@@ -4414,14 +4295,7 @@
                 <w:color w:val="000000"/>
                 <w:sz w:val="20"/>
               </w:rPr>
-              <w:t xml:space="preserve">хватает, </w:t>
-            </w:r>
-            <w:r>
-              <w:rPr>
-                <w:color w:val="000000"/>
-                <w:sz w:val="20"/>
-              </w:rPr>
-              <w:t>кабель короткий</w:t>
+              <w:t>хватает, кабель короткий</w:t>
             </w:r>
           </w:p>
         </w:tc>
@@ -4562,14 +4436,7 @@
           <w:color w:val="000000"/>
           <w:sz w:val="28"/>
         </w:rPr>
-        <w:t>Разностный метод: два кадра видеопоследовательности переводятся в полутоновые, берётся imabsdiff, порог отделяет изменившиеся пиксели</w:t>
-      </w:r>
-      <w:r>
-        <w:rPr>
-          <w:color w:val="000000"/>
-          <w:sz w:val="28"/>
-        </w:rPr>
-        <w:t xml:space="preserve"> [1]. Сравнивались кадры № 10 и № 22 (смещение головы оператора относительно фона). Пороги 5, 10 и 25 выделяют контуры лица и наушников (рисунки 7–9). При пороге 25 маска реже. Рабочий порог — 10. На рисунке 10 — окно детектора, FramesAcquired = 180.</w:t>
+        <w:t>Разностный метод: два кадра видеопоследовательности переводятся в полутоновые, берётся imabsdiff, порог отделяет изменившиеся пиксели [1]. Сравнивались кадры № 10 и № 22 (смещение головы оператора относительно фона). Пороги 5, 10 и 25 выделяют контуры лица и наушников (рисунки 7–9). При пороге 25 маска реже. Рабочий порог — 10. На рисунке 10 — окно детектора, FramesAcquired = 180.</w:t>
       </w:r>
     </w:p>
     <w:p>
@@ -4825,14 +4692,7 @@
           <w:color w:val="000000"/>
           <w:sz w:val="28"/>
         </w:rPr>
-        <w:t>Сравнение нагрузки при одинаковом алгорит</w:t>
-      </w:r>
-      <w:r>
-        <w:rPr>
-          <w:color w:val="000000"/>
-          <w:sz w:val="28"/>
-        </w:rPr>
-        <w:t>ме и 20 парах кадров: RGB_NTSC 640×480 (307 200 пикс.) и S-Video 160×120 (19 200 пикс., в 16 раз меньше). Среднее время цикла 0,23 мс и 0,10 мс соответственно (таблица 5). Маска S-Video грубее из-за малого числа пикселей (рисунок 11).</w:t>
+        <w:t>Сравнение нагрузки при одинаковом алгоритме и 20 парах кадров: RGB_NTSC 640×480 (307 200 пикс.) и S-Video 160×120 (19 200 пикс., в 16 раз меньше). Среднее время цикла 0,23 мс и 0,10 мс соответственно (таблица 5). Маска S-Video грубее из-за малого числа пикселей (рисунок 11).</w:t>
       </w:r>
     </w:p>
     <w:p>
@@ -4845,14 +4705,7 @@
           <w:color w:val="000000"/>
           <w:sz w:val="28"/>
         </w:rPr>
-        <w:t>Таблица 5 — Время цик</w:t>
-      </w:r>
-      <w:r>
-        <w:rPr>
-          <w:color w:val="000000"/>
-          <w:sz w:val="28"/>
-        </w:rPr>
-        <w:t>ла разностной обработки, 20 пар кадров</w:t>
+        <w:t>Таблица 5 — Время цикла разностной обработки, 20 пар кадров</w:t>
       </w:r>
     </w:p>
     <w:tbl>
@@ -5383,8 +5236,6 @@
         </w:rPr>
         <w:t>Рисунок 11 — Маска движения, S-Video 160×120, порог 10</w:t>
       </w:r>
-      <w:bookmarkStart w:id="0" w:name="_GoBack"/>
-      <w:bookmarkEnd w:id="0"/>
       <w:r>
         <w:br w:type="page"/>
       </w:r>
@@ -5416,21 +5267,7 @@
           <w:color w:val="000000"/>
           <w:sz w:val="28"/>
         </w:rPr>
-        <w:t>К MATLAB</w:t>
-      </w:r>
-      <w:r>
-        <w:rPr>
-          <w:color w:val="000000"/>
-          <w:sz w:val="28"/>
-        </w:rPr>
-        <w:t xml:space="preserve"> подключён Color Device (DeviceID = 1, mwdemoimaq). В кадре — оператор в наушниках. Выполнены preview 640×480 при 30 кадр/с, изменение Hue и Saturation, запись 180 кадров на диск (6 с, log_6s.avi), разностный детектор и сравнение двух разрешений. Максималь</w:t>
-      </w:r>
-      <w:r>
-        <w:rPr>
-          <w:color w:val="000000"/>
-          <w:sz w:val="28"/>
-        </w:rPr>
-        <w:t>ный поток 27,648 МБ/с покрывается GigE Vision 1G. Команда imaqtool в R2024a удалена, использован Image Acquisition Explorer.</w:t>
+        <w:t>К MATLAB подключён Color Device (DeviceID = 1, mwdemoimaq). В кадре — оператор в наушниках. Выполнены preview 640×480 при 30 кадр/с, изменение Hue и Saturation, запись 180 кадров на диск (6 с, log_6s.avi), разностный детектор и сравнение двух разрешений. Максимальный поток 27,648 МБ/с покрывается GigE Vision 1G. Команда imaqtool в R2024a удалена, использован Image Acquisition Explorer.</w:t>
       </w:r>
     </w:p>
     <w:p>
@@ -5465,14 +5302,7 @@
           <w:color w:val="000000"/>
           <w:sz w:val="28"/>
         </w:rPr>
-        <w:t>1. Подключение и настройка видеокамеры. Захват изображений и видеокадров на производстве : метод</w:t>
-      </w:r>
-      <w:r>
-        <w:rPr>
-          <w:color w:val="000000"/>
-          <w:sz w:val="28"/>
-        </w:rPr>
-        <w:t>. указания к лабораторной работе № 2. – Санкт-Петербург : ГУАП, 2026.</w:t>
+        <w:t>1. Подключение и настройка видеокамеры. Захват изображений и видеокадров на производстве : метод. указания к лабораторной работе № 2. – Санкт-Петербург : ГУАП, 2026.</w:t>
       </w:r>
     </w:p>
     <w:p>
@@ -5538,15 +5368,7 @@
           <w:sz w:val="28"/>
           <w:lang w:val="en-US"/>
         </w:rPr>
-        <w:t xml:space="preserve">3. </w:t>
-      </w:r>
-      <w:r>
-        <w:rPr>
-          <w:color w:val="000000"/>
-          <w:sz w:val="28"/>
-          <w:lang w:val="en-US"/>
-        </w:rPr>
-        <w:t>Creating a Custom Adaptor using the Adaptor Kit. – URL: https://www.mathworks.com/help/imaq/creating-a-custom-adaptor-using-the-adaptor-kit.html (</w:t>
+        <w:t>3. Creating a Custom Adaptor using the Adaptor Kit. – URL: https://www.mathworks.com/help/imaq/creating-a-custom-adaptor-using-the-adaptor-kit.html (</w:t>
       </w:r>
       <w:r>
         <w:rPr>
@@ -5594,15 +5416,7 @@
           <w:sz w:val="28"/>
           <w:lang w:val="en-US"/>
         </w:rPr>
-        <w:t xml:space="preserve">4. Image Acquisition Explorer. – URL: </w:t>
-      </w:r>
-      <w:r>
-        <w:rPr>
-          <w:color w:val="000000"/>
-          <w:sz w:val="28"/>
-          <w:lang w:val="en-US"/>
-        </w:rPr>
-        <w:t>https://www.mathworks.com/help/imaq/image-acquisition-explorer.html (</w:t>
+        <w:t>4. Image Acquisition Explorer. – URL: https://www.mathworks.com/help/imaq/image-acquisition-explorer.html (</w:t>
       </w:r>
       <w:r>
         <w:rPr>
@@ -5689,14 +5503,7 @@
           <w:color w:val="000000"/>
           <w:sz w:val="28"/>
         </w:rPr>
-        <w:t xml:space="preserve">В приложении приведён m-файл lr2_photo_live.m: видеопоследовательность Color Device, preview, Hue/Saturation, запись </w:t>
-      </w:r>
-      <w:r>
-        <w:rPr>
-          <w:color w:val="000000"/>
-          <w:sz w:val="28"/>
-        </w:rPr>
-        <w:t>6 с на диск, расчёт потока и разностный детектор по соседним кадрам.</w:t>
+        <w:t>В приложении приведён m-файл lr2_photo_live.m: видеопоследовательность Color Device, preview, Hue/Saturation, запись 6 с на диск, расчёт потока и разностный детектор по соседним кадрам.</w:t>
       </w:r>
     </w:p>
     <w:p>
@@ -5767,16 +5574,7 @@
           <w:sz w:val="18"/>
           <w:lang w:val="en-US"/>
         </w:rPr>
-        <w:t>outDir = full</w:t>
-      </w:r>
-      <w:r>
-        <w:rPr>
-          <w:rFonts w:ascii="Courier New" w:eastAsia="Courier New" w:hAnsi="Courier New"/>
-          <w:color w:val="000000"/>
-          <w:sz w:val="18"/>
-          <w:lang w:val="en-US"/>
-        </w:rPr>
-        <w:t>file(base, 'screenshots');</w:t>
+        <w:t>outDir = fullfile(base, 'screenshots');</w:t>
       </w:r>
     </w:p>
     <w:p>
@@ -5892,16 +5690,7 @@
           <w:sz w:val="18"/>
           <w:lang w:val="en-US"/>
         </w:rPr>
-        <w:t>pa</w:t>
-      </w:r>
-      <w:r>
-        <w:rPr>
-          <w:rFonts w:ascii="Courier New" w:eastAsia="Courier New" w:hAnsi="Courier New"/>
-          <w:color w:val="000000"/>
-          <w:sz w:val="18"/>
-          <w:lang w:val="en-US"/>
-        </w:rPr>
-        <w:t>d = 24;</w:t>
+        <w:t>pad = 24;</w:t>
       </w:r>
     </w:p>
     <w:p>
@@ -6141,16 +5930,7 @@
           <w:sz w:val="18"/>
           <w:lang w:val="en-US"/>
         </w:rPr>
-        <w:t>imwrite(I640, fullf</w:t>
-      </w:r>
-      <w:r>
-        <w:rPr>
-          <w:rFonts w:ascii="Courier New" w:eastAsia="Courier New" w:hAnsi="Courier New"/>
-          <w:color w:val="000000"/>
-          <w:sz w:val="18"/>
-          <w:lang w:val="en-US"/>
-        </w:rPr>
-        <w:t>ile(outDir, 'mode_RGB_NTSC.png'));</w:t>
+        <w:t>imwrite(I640, fullfile(outDir, 'mode_RGB_NTSC.png'));</w:t>
       </w:r>
     </w:p>
     <w:p>
@@ -6246,16 +6026,7 @@
           <w:sz w:val="18"/>
           <w:lang w:val="en-US"/>
         </w:rPr>
-        <w:t xml:space="preserve">ax = </w:t>
-      </w:r>
-      <w:r>
-        <w:rPr>
-          <w:rFonts w:ascii="Courier New" w:eastAsia="Courier New" w:hAnsi="Courier New"/>
-          <w:color w:val="000000"/>
-          <w:sz w:val="18"/>
-          <w:lang w:val="en-US"/>
-        </w:rPr>
-        <w:t>axes('Parent', fig, 'Units', 'normalized', 'Position', [0 0.06 1 0.94]);</w:t>
+        <w:t>ax = axes('Parent', fig, 'Units', 'normalized', 'Position', [0 0.06 1 0.94]);</w:t>
       </w:r>
     </w:p>
     <w:p>
@@ -6303,16 +6074,7 @@
           <w:sz w:val="18"/>
           <w:lang w:val="en-US"/>
         </w:rPr>
-        <w:t xml:space="preserve">    'EdgeColor', 'k', 'HorizontalAlignment', 'center', 'FontSize', </w:t>
-      </w:r>
-      <w:r>
-        <w:rPr>
-          <w:rFonts w:ascii="Courier New" w:eastAsia="Courier New" w:hAnsi="Courier New"/>
-          <w:color w:val="000000"/>
-          <w:sz w:val="18"/>
-          <w:lang w:val="en-US"/>
-        </w:rPr>
-        <w:t>8, 'Margin', 1);</w:t>
+        <w:t xml:space="preserve">    'EdgeColor', 'k', 'HorizontalAlignment', 'center', 'FontSize', 8, 'Margin', 1);</w:t>
       </w:r>
     </w:p>
     <w:p>
@@ -6376,16 +6138,7 @@
           <w:sz w:val="18"/>
           <w:lang w:val="en-US"/>
         </w:rPr>
-        <w:t xml:space="preserve">    'EdgeCo</w:t>
-      </w:r>
-      <w:r>
-        <w:rPr>
-          <w:rFonts w:ascii="Courier New" w:eastAsia="Courier New" w:hAnsi="Courier New"/>
-          <w:color w:val="000000"/>
-          <w:sz w:val="18"/>
-          <w:lang w:val="en-US"/>
-        </w:rPr>
-        <w:t>lor', 'k', 'HorizontalAlignment', 'center', 'FontSize', 8, 'Margin', 1);</w:t>
+        <w:t xml:space="preserve">    'EdgeColor', 'k', 'HorizontalAlignment', 'center', 'FontSize', 8, 'Margin', 1);</w:t>
       </w:r>
     </w:p>
     <w:p>
@@ -6449,16 +6202,7 @@
           <w:sz w:val="18"/>
           <w:lang w:val="en-US"/>
         </w:rPr>
-        <w:t>imwrite</w:t>
-      </w:r>
-      <w:r>
-        <w:rPr>
-          <w:rFonts w:ascii="Courier New" w:eastAsia="Courier New" w:hAnsi="Courier New"/>
-          <w:color w:val="000000"/>
-          <w:sz w:val="18"/>
-          <w:lang w:val="en-US"/>
-        </w:rPr>
-        <w:t>(getframe(fig).cdata, fullfile(outDir, 'preview.png'));</w:t>
+        <w:t>imwrite(getframe(fig).cdata, fullfile(outDir, 'preview.png'));</w:t>
       </w:r>
     </w:p>
     <w:p>
@@ -6691,16 +6435,7 @@
           <w:sz w:val="18"/>
           <w:lang w:val="en-US"/>
         </w:rPr>
-        <w:t>i</w:t>
-      </w:r>
-      <w:r>
-        <w:rPr>
-          <w:rFonts w:ascii="Courier New" w:eastAsia="Courier New" w:hAnsi="Courier New"/>
-          <w:color w:val="000000"/>
-          <w:sz w:val="18"/>
-          <w:lang w:val="en-US"/>
-        </w:rPr>
-        <w:t>f exist(aviPath, 'file'), delete(aviPath); end</w:t>
+        <w:t>if exist(aviPath, 'file'), delete(aviPath); end</w:t>
       </w:r>
     </w:p>
     <w:p>
@@ -6844,16 +6579,7 @@
           <w:sz w:val="18"/>
           <w:lang w:val="en-US"/>
         </w:rPr>
-        <w:t>fid = fopen(fullfile(outDir, 'logg</w:t>
-      </w:r>
-      <w:r>
-        <w:rPr>
-          <w:rFonts w:ascii="Courier New" w:eastAsia="Courier New" w:hAnsi="Courier New"/>
-          <w:color w:val="000000"/>
-          <w:sz w:val="18"/>
-          <w:lang w:val="en-US"/>
-        </w:rPr>
-        <w:t>ing.txt'), 'w');</w:t>
+        <w:t>fid = fopen(fullfile(outDir, 'logging.txt'), 'w');</w:t>
       </w:r>
     </w:p>
     <w:p>
@@ -6915,15 +6641,7 @@
           <w:color w:val="000000"/>
           <w:sz w:val="18"/>
         </w:rPr>
-        <w:t>%% Движение по соседним кад</w:t>
-      </w:r>
-      <w:r>
-        <w:rPr>
-          <w:rFonts w:ascii="Courier New" w:eastAsia="Courier New" w:hAnsi="Courier New"/>
-          <w:color w:val="000000"/>
-          <w:sz w:val="18"/>
-        </w:rPr>
-        <w:t>рам видеопотока</w:t>
+        <w:t>%% Движение по соседним кадрам видеопотока</w:t>
       </w:r>
     </w:p>
     <w:p>
@@ -7133,16 +6851,7 @@
           <w:sz w:val="18"/>
           <w:lang w:val="en-US"/>
         </w:rPr>
-        <w:t>imshow(imabsdiff(A, B) &gt;</w:t>
-      </w:r>
-      <w:r>
-        <w:rPr>
-          <w:rFonts w:ascii="Courier New" w:eastAsia="Courier New" w:hAnsi="Courier New"/>
-          <w:color w:val="000000"/>
-          <w:sz w:val="18"/>
-          <w:lang w:val="en-US"/>
-        </w:rPr>
-        <w:t xml:space="preserve"> 10);</w:t>
+        <w:t>imshow(imabsdiff(A, B) &gt; 10);</w:t>
       </w:r>
     </w:p>
     <w:p>
@@ -7319,16 +7028,7 @@
           <w:sz w:val="18"/>
           <w:lang w:val="en-US"/>
         </w:rPr>
-        <w:t xml:space="preserve">    b = rgb2g</w:t>
-      </w:r>
-      <w:r>
-        <w:rPr>
-          <w:rFonts w:ascii="Courier New" w:eastAsia="Courier New" w:hAnsi="Courier New"/>
-          <w:color w:val="000000"/>
-          <w:sz w:val="18"/>
-          <w:lang w:val="en-US"/>
-        </w:rPr>
-        <w:t>ray(imresize(seq{i+1}, [480 640]));</w:t>
+        <w:t xml:space="preserve">    b = rgb2gray(imresize(seq{i+1}, [480 640]));</w:t>
       </w:r>
     </w:p>
     <w:p>
@@ -7424,16 +7124,7 @@
           <w:sz w:val="18"/>
           <w:lang w:val="en-US"/>
         </w:rPr>
-        <w:t xml:space="preserve">    dt16</w:t>
-      </w:r>
-      <w:r>
-        <w:rPr>
-          <w:rFonts w:ascii="Courier New" w:eastAsia="Courier New" w:hAnsi="Courier New"/>
-          <w:color w:val="000000"/>
-          <w:sz w:val="18"/>
-          <w:lang w:val="en-US"/>
-        </w:rPr>
-        <w:t>0(i) = toc;</w:t>
+        <w:t xml:space="preserve">    dt160(i) = toc;</w:t>
       </w:r>
     </w:p>
     <w:p>
@@ -7513,16 +7204,7 @@
           <w:sz w:val="18"/>
           <w:lang w:val="en-US"/>
         </w:rPr>
-        <w:t>fprintf(fid, 'S-Video,20,40,%.2f,%.2f\n',</w:t>
-      </w:r>
-      <w:r>
-        <w:rPr>
-          <w:rFonts w:ascii="Courier New" w:eastAsia="Courier New" w:hAnsi="Courier New"/>
-          <w:color w:val="000000"/>
-          <w:sz w:val="18"/>
-          <w:lang w:val="en-US"/>
-        </w:rPr>
-        <w:t xml:space="preserve"> mean(dt160)*1000, max(dt160)*1000);</w:t>
+        <w:t>fprintf(fid, 'S-Video,20,40,%.2f,%.2f\n', mean(dt160)*1000, max(dt160)*1000);</w:t>
       </w:r>
     </w:p>
     <w:p>
@@ -7642,16 +7324,7 @@
           <w:sz w:val="18"/>
           <w:lang w:val="en-US"/>
         </w:rPr>
-        <w:t xml:space="preserve">fprintf(fid, </w:t>
-      </w:r>
-      <w:r>
-        <w:rPr>
-          <w:rFonts w:ascii="Courier New" w:eastAsia="Courier New" w:hAnsi="Courier New"/>
-          <w:color w:val="000000"/>
-          <w:sz w:val="18"/>
-          <w:lang w:val="en-US"/>
-        </w:rPr>
-        <w:t>'S-Video,160,120,30,3,1.728\n');</w:t>
+        <w:t>fprintf(fid, 'S-Video,160,120,30,3,1.728\n');</w:t>
       </w:r>
     </w:p>
     <w:p>
@@ -7748,16 +7421,7 @@
           <w:lang w:val="en-US"/>
         </w:rPr>
         <w:lastRenderedPageBreak/>
-        <w:t xml:space="preserve">    'Toolbox: Image Acquisition </w:t>
-      </w:r>
-      <w:r>
-        <w:rPr>
-          <w:rFonts w:ascii="Courier New" w:eastAsia="Courier New" w:hAnsi="Courier New"/>
-          <w:color w:val="000000"/>
-          <w:sz w:val="18"/>
-          <w:lang w:val="en-US"/>
-        </w:rPr>
-        <w:t>Toolbox 24.1\nDeviceID=1 Color Device default=RGB_NTSC\n', ...</w:t>
+        <w:t xml:space="preserve">    'Toolbox: Image Acquisition Toolbox 24.1\nDeviceID=1 Color Device default=RGB_NTSC\n', ...</w:t>
       </w:r>
     </w:p>
     <w:p>
@@ -7837,16 +7501,7 @@
           <w:sz w:val="18"/>
           <w:lang w:val="en-US"/>
         </w:rPr>
-        <w:t>fprintf(fid, ['[default] Fra</w:t>
-      </w:r>
-      <w:r>
-        <w:rPr>
-          <w:rFonts w:ascii="Courier New" w:eastAsia="Courier New" w:hAnsi="Courier New"/>
-          <w:color w:val="000000"/>
-          <w:sz w:val="18"/>
-          <w:lang w:val="en-US"/>
-        </w:rPr>
-        <w:t>meRate=30 Hue=0.5 Saturation=50\n', ...</w:t>
+        <w:t>fprintf(fid, ['[default] FrameRate=30 Hue=0.5 Saturation=50\n', ...</w:t>
       </w:r>
     </w:p>
     <w:p>
@@ -7990,16 +7645,7 @@
           <w:sz w:val="18"/>
           <w:lang w:val="en-US"/>
         </w:rPr>
-        <w:t>write_text_fig(fileread(fullfile(out</w:t>
-      </w:r>
-      <w:r>
-        <w:rPr>
-          <w:rFonts w:ascii="Courier New" w:eastAsia="Courier New" w:hAnsi="Courier New"/>
-          <w:color w:val="000000"/>
-          <w:sz w:val="18"/>
-          <w:lang w:val="en-US"/>
-        </w:rPr>
-        <w:t>Dir, 'logging.txt')), ...</w:t>
+        <w:t>write_text_fig(fileread(fullfile(outDir, 'logging.txt')), ...</w:t>
       </w:r>
     </w:p>
     <w:p>
@@ -8241,16 +7887,7 @@
           <w:sz w:val="18"/>
           <w:lang w:val="en-US"/>
         </w:rPr>
-        <w:t xml:space="preserve">    fig = figure('Color', 'w', 'Position', [60 60 640 520], 'MenuBar', 'none', 'ToolBar</w:t>
-      </w:r>
-      <w:r>
-        <w:rPr>
-          <w:rFonts w:ascii="Courier New" w:eastAsia="Courier New" w:hAnsi="Courier New"/>
-          <w:color w:val="000000"/>
-          <w:sz w:val="18"/>
-          <w:lang w:val="en-US"/>
-        </w:rPr>
-        <w:t>', 'none');</w:t>
+        <w:t xml:space="preserve">    fig = figure('Color', 'w', 'Position', [60 60 640 520], 'MenuBar', 'none', 'ToolBar', 'none');</w:t>
       </w:r>
     </w:p>
     <w:p>
@@ -8314,16 +7951,7 @@
           <w:sz w:val="18"/>
           <w:lang w:val="en-US"/>
         </w:rPr>
-        <w:t xml:space="preserve">        'EdgeColor', 'k', 'HorizontalAlig</w:t>
-      </w:r>
-      <w:r>
-        <w:rPr>
-          <w:rFonts w:ascii="Courier New" w:eastAsia="Courier New" w:hAnsi="Courier New"/>
-          <w:color w:val="000000"/>
-          <w:sz w:val="18"/>
-          <w:lang w:val="en-US"/>
-        </w:rPr>
-        <w:t>nment', 'center', 'FontSize', 8, 'Margin', 1);</w:t>
+        <w:t xml:space="preserve">        'EdgeColor', 'k', 'HorizontalAlignment', 'center', 'FontSize', 8, 'Margin', 1);</w:t>
       </w:r>
     </w:p>
     <w:p>
@@ -8371,16 +7999,7 @@
           <w:sz w:val="18"/>
           <w:lang w:val="en-US"/>
         </w:rPr>
-        <w:t xml:space="preserve">    annotation(fig, 'textbox', [0.45 0 0.2 0.0</w:t>
-      </w:r>
-      <w:r>
-        <w:rPr>
-          <w:rFonts w:ascii="Courier New" w:eastAsia="Courier New" w:hAnsi="Courier New"/>
-          <w:color w:val="000000"/>
-          <w:sz w:val="18"/>
-          <w:lang w:val="en-US"/>
-        </w:rPr>
-        <w:t>6], 'String', '30.00 FPS', ...</w:t>
+        <w:t xml:space="preserve">    annotation(fig, 'textbox', [0.45 0 0.2 0.06], 'String', '30.00 FPS', ...</w:t>
       </w:r>
     </w:p>
     <w:p>
@@ -8428,16 +8047,7 @@
           <w:sz w:val="18"/>
           <w:lang w:val="en-US"/>
         </w:rPr>
-        <w:t xml:space="preserve">        'EdgeColor', 'k', 'HorizontalAlignment', '</w:t>
-      </w:r>
-      <w:r>
-        <w:rPr>
-          <w:rFonts w:ascii="Courier New" w:eastAsia="Courier New" w:hAnsi="Courier New"/>
-          <w:color w:val="000000"/>
-          <w:sz w:val="18"/>
-          <w:lang w:val="en-US"/>
-        </w:rPr>
-        <w:t>center', 'FontSize', 8, 'Margin', 1);</w:t>
+        <w:t xml:space="preserve">        'EdgeColor', 'k', 'HorizontalAlignment', 'center', 'FontSize', 8, 'Margin', 1);</w:t>
       </w:r>
     </w:p>
     <w:p>
@@ -8581,16 +8191,7 @@
           <w:sz w:val="18"/>
           <w:lang w:val="en-US"/>
         </w:rPr>
-        <w:t xml:space="preserve">    </w:t>
-      </w:r>
-      <w:r>
-        <w:rPr>
-          <w:rFonts w:ascii="Courier New" w:eastAsia="Courier New" w:hAnsi="Courier New"/>
-          <w:color w:val="000000"/>
-          <w:sz w:val="18"/>
-          <w:lang w:val="en-US"/>
-        </w:rPr>
-        <w:t>title(titleStr, 'FontSize', 12, 'FontWeight', 'bold', 'Interpreter', 'none');</w:t>
+        <w:t xml:space="preserve">    title(titleStr, 'FontSize', 12, 'FontWeight', 'bold', 'Interpreter', 'none');</w:t>
       </w:r>
     </w:p>
     <w:p>
@@ -8918,6 +8519,7 @@
     <w:lsdException w:name="HTML Sample" w:semiHidden="1" w:unhideWhenUsed="1"/>
     <w:lsdException w:name="HTML Typewriter" w:semiHidden="1" w:unhideWhenUsed="1"/>
     <w:lsdException w:name="HTML Variable" w:semiHidden="1" w:unhideWhenUsed="1"/>
+    <w:lsdException w:name="Normal Table" w:semiHidden="1" w:unhideWhenUsed="1"/>
     <w:lsdException w:name="annotation subject" w:semiHidden="1" w:unhideWhenUsed="1"/>
     <w:lsdException w:name="No List" w:semiHidden="1" w:unhideWhenUsed="1"/>
     <w:lsdException w:name="Outline List 1" w:semiHidden="1" w:unhideWhenUsed="1"/>
@@ -8961,8 +8563,10 @@
     <w:lsdException w:name="Table Elegant" w:semiHidden="1" w:unhideWhenUsed="1"/>
     <w:lsdException w:name="Table Professional" w:semiHidden="1" w:unhideWhenUsed="1"/>
     <w:lsdException w:name="Table Subtle 1" w:semiHidden="1" w:unhideWhenUsed="1"/>
+    <w:lsdException w:name="Table Subtle 2" w:semiHidden="1" w:unhideWhenUsed="1"/>
     <w:lsdException w:name="Table Web 1" w:semiHidden="1" w:unhideWhenUsed="1"/>
     <w:lsdException w:name="Table Web 2" w:semiHidden="1" w:unhideWhenUsed="1"/>
+    <w:lsdException w:name="Table Web 3" w:semiHidden="1" w:unhideWhenUsed="1"/>
     <w:lsdException w:name="Balloon Text" w:semiHidden="1" w:unhideWhenUsed="1"/>
     <w:lsdException w:name="Table Grid" w:locked="1" w:uiPriority="0"/>
     <w:lsdException w:name="Table Theme" w:semiHidden="1" w:unhideWhenUsed="1"/>
